--- a/documentation/FireTwins_User_Manual.docx
+++ b/documentation/FireTwins_User_Manual.docx
@@ -299,7 +299,7 @@
       <w:pPr>
         <w:pStyle w:val="Heading1"/>
       </w:pPr>
-      <w:bookmarkStart w:id="0" w:name="_Toc244110492"/>
+      <w:bookmarkStart w:id="0" w:name="_Toc244149719"/>
       <w:r>
         <w:lastRenderedPageBreak/>
         <w:t>Contents</w:t>
@@ -325,7 +325,7 @@
       <w:r>
         <w:fldChar w:fldCharType="separate"/>
       </w:r>
-      <w:hyperlink w:anchor="_Toc244110492" w:history="1">
+      <w:hyperlink w:anchor="_Toc244149719" w:history="1">
         <w:r>
           <w:rPr>
             <w:rStyle w:val="Hyperlink"/>
@@ -352,7 +352,7 @@
             <w:noProof/>
             <w:webHidden/>
           </w:rPr>
-          <w:instrText xml:space="preserve"> PAGEREF _Toc244110492 \h </w:instrText>
+          <w:instrText xml:space="preserve"> PAGEREF _Toc244149719 \h </w:instrText>
         </w:r>
         <w:r>
           <w:rPr>
@@ -393,7 +393,7 @@
           <w:noProof/>
         </w:rPr>
       </w:pPr>
-      <w:hyperlink w:anchor="_Toc244110493" w:history="1">
+      <w:hyperlink w:anchor="_Toc244149720" w:history="1">
         <w:r>
           <w:rPr>
             <w:rStyle w:val="Hyperlink"/>
@@ -420,7 +420,7 @@
             <w:noProof/>
             <w:webHidden/>
           </w:rPr>
-          <w:instrText xml:space="preserve"> PAGEREF _Toc244110493 \h </w:instrText>
+          <w:instrText xml:space="preserve"> PAGEREF _Toc244149720 \h </w:instrText>
         </w:r>
         <w:r>
           <w:rPr>
@@ -461,7 +461,7 @@
           <w:noProof/>
         </w:rPr>
       </w:pPr>
-      <w:hyperlink w:anchor="_Toc244110494" w:history="1">
+      <w:hyperlink w:anchor="_Toc244149721" w:history="1">
         <w:r>
           <w:rPr>
             <w:rStyle w:val="Hyperlink"/>
@@ -488,7 +488,7 @@
             <w:noProof/>
             <w:webHidden/>
           </w:rPr>
-          <w:instrText xml:space="preserve"> PAGEREF _Toc244110494 \h </w:instrText>
+          <w:instrText xml:space="preserve"> PAGEREF _Toc244149721 \h </w:instrText>
         </w:r>
         <w:r>
           <w:rPr>
@@ -529,7 +529,7 @@
           <w:noProof/>
         </w:rPr>
       </w:pPr>
-      <w:hyperlink w:anchor="_Toc244110495" w:history="1">
+      <w:hyperlink w:anchor="_Toc244149722" w:history="1">
         <w:r>
           <w:rPr>
             <w:rStyle w:val="Hyperlink"/>
@@ -556,7 +556,7 @@
             <w:noProof/>
             <w:webHidden/>
           </w:rPr>
-          <w:instrText xml:space="preserve"> PAGEREF _Toc244110495 \h </w:instrText>
+          <w:instrText xml:space="preserve"> PAGEREF _Toc244149722 \h </w:instrText>
         </w:r>
         <w:r>
           <w:rPr>
@@ -597,7 +597,7 @@
           <w:noProof/>
         </w:rPr>
       </w:pPr>
-      <w:hyperlink w:anchor="_Toc244110496" w:history="1">
+      <w:hyperlink w:anchor="_Toc244149723" w:history="1">
         <w:r>
           <w:rPr>
             <w:rStyle w:val="Hyperlink"/>
@@ -624,7 +624,7 @@
             <w:noProof/>
             <w:webHidden/>
           </w:rPr>
-          <w:instrText xml:space="preserve"> PAGEREF _Toc244110496 \h </w:instrText>
+          <w:instrText xml:space="preserve"> PAGEREF _Toc244149723 \h </w:instrText>
         </w:r>
         <w:r>
           <w:rPr>
@@ -665,7 +665,7 @@
           <w:noProof/>
         </w:rPr>
       </w:pPr>
-      <w:hyperlink w:anchor="_Toc244110497" w:history="1">
+      <w:hyperlink w:anchor="_Toc244149724" w:history="1">
         <w:r>
           <w:rPr>
             <w:rStyle w:val="Hyperlink"/>
@@ -692,7 +692,7 @@
             <w:noProof/>
             <w:webHidden/>
           </w:rPr>
-          <w:instrText xml:space="preserve"> PAGEREF _Toc244110497 \h </w:instrText>
+          <w:instrText xml:space="preserve"> PAGEREF _Toc244149724 \h </w:instrText>
         </w:r>
         <w:r>
           <w:rPr>
@@ -733,7 +733,7 @@
           <w:noProof/>
         </w:rPr>
       </w:pPr>
-      <w:hyperlink w:anchor="_Toc244110498" w:history="1">
+      <w:hyperlink w:anchor="_Toc244149725" w:history="1">
         <w:r>
           <w:rPr>
             <w:rStyle w:val="Hyperlink"/>
@@ -760,7 +760,7 @@
             <w:noProof/>
             <w:webHidden/>
           </w:rPr>
-          <w:instrText xml:space="preserve"> PAGEREF _Toc244110498 \h </w:instrText>
+          <w:instrText xml:space="preserve"> PAGEREF _Toc244149725 \h </w:instrText>
         </w:r>
         <w:r>
           <w:rPr>
@@ -801,7 +801,7 @@
           <w:noProof/>
         </w:rPr>
       </w:pPr>
-      <w:hyperlink w:anchor="_Toc244110499" w:history="1">
+      <w:hyperlink w:anchor="_Toc244149726" w:history="1">
         <w:r>
           <w:rPr>
             <w:rStyle w:val="Hyperlink"/>
@@ -828,7 +828,7 @@
             <w:noProof/>
             <w:webHidden/>
           </w:rPr>
-          <w:instrText xml:space="preserve"> PAGEREF _Toc244110499 \h </w:instrText>
+          <w:instrText xml:space="preserve"> PAGEREF _Toc244149726 \h </w:instrText>
         </w:r>
         <w:r>
           <w:rPr>
@@ -869,7 +869,7 @@
           <w:noProof/>
         </w:rPr>
       </w:pPr>
-      <w:hyperlink w:anchor="_Toc244110500" w:history="1">
+      <w:hyperlink w:anchor="_Toc244149727" w:history="1">
         <w:r>
           <w:rPr>
             <w:rStyle w:val="Hyperlink"/>
@@ -896,7 +896,7 @@
             <w:noProof/>
             <w:webHidden/>
           </w:rPr>
-          <w:instrText xml:space="preserve"> PAGEREF _Toc244110500 \h </w:instrText>
+          <w:instrText xml:space="preserve"> PAGEREF _Toc244149727 \h </w:instrText>
         </w:r>
         <w:r>
           <w:rPr>
@@ -937,7 +937,7 @@
           <w:noProof/>
         </w:rPr>
       </w:pPr>
-      <w:hyperlink w:anchor="_Toc244110501" w:history="1">
+      <w:hyperlink w:anchor="_Toc244149728" w:history="1">
         <w:r>
           <w:rPr>
             <w:rStyle w:val="Hyperlink"/>
@@ -964,7 +964,7 @@
             <w:noProof/>
             <w:webHidden/>
           </w:rPr>
-          <w:instrText xml:space="preserve"> PAGEREF _Toc244110501 \h </w:instrText>
+          <w:instrText xml:space="preserve"> PAGEREF _Toc244149728 \h </w:instrText>
         </w:r>
         <w:r>
           <w:rPr>
@@ -1005,7 +1005,7 @@
           <w:noProof/>
         </w:rPr>
       </w:pPr>
-      <w:hyperlink w:anchor="_Toc244110502" w:history="1">
+      <w:hyperlink w:anchor="_Toc244149729" w:history="1">
         <w:r>
           <w:rPr>
             <w:rStyle w:val="Hyperlink"/>
@@ -1032,7 +1032,7 @@
             <w:noProof/>
             <w:webHidden/>
           </w:rPr>
-          <w:instrText xml:space="preserve"> PAGEREF _Toc244110502 \h </w:instrText>
+          <w:instrText xml:space="preserve"> PAGEREF _Toc244149729 \h </w:instrText>
         </w:r>
         <w:r>
           <w:rPr>
@@ -1073,7 +1073,7 @@
           <w:noProof/>
         </w:rPr>
       </w:pPr>
-      <w:hyperlink w:anchor="_Toc244110503" w:history="1">
+      <w:hyperlink w:anchor="_Toc244149730" w:history="1">
         <w:r>
           <w:rPr>
             <w:rStyle w:val="Hyperlink"/>
@@ -1100,7 +1100,7 @@
             <w:noProof/>
             <w:webHidden/>
           </w:rPr>
-          <w:instrText xml:space="preserve"> PAGEREF _Toc244110503 \h </w:instrText>
+          <w:instrText xml:space="preserve"> PAGEREF _Toc244149730 \h </w:instrText>
         </w:r>
         <w:r>
           <w:rPr>
@@ -1141,7 +1141,7 @@
           <w:noProof/>
         </w:rPr>
       </w:pPr>
-      <w:hyperlink w:anchor="_Toc244110504" w:history="1">
+      <w:hyperlink w:anchor="_Toc244149731" w:history="1">
         <w:r>
           <w:rPr>
             <w:rStyle w:val="Hyperlink"/>
@@ -1168,7 +1168,7 @@
             <w:noProof/>
             <w:webHidden/>
           </w:rPr>
-          <w:instrText xml:space="preserve"> PAGEREF _Toc244110504 \h </w:instrText>
+          <w:instrText xml:space="preserve"> PAGEREF _Toc244149731 \h </w:instrText>
         </w:r>
         <w:r>
           <w:rPr>
@@ -1209,7 +1209,7 @@
           <w:noProof/>
         </w:rPr>
       </w:pPr>
-      <w:hyperlink w:anchor="_Toc244110505" w:history="1">
+      <w:hyperlink w:anchor="_Toc244149732" w:history="1">
         <w:r>
           <w:rPr>
             <w:rStyle w:val="Hyperlink"/>
@@ -1236,7 +1236,7 @@
             <w:noProof/>
             <w:webHidden/>
           </w:rPr>
-          <w:instrText xml:space="preserve"> PAGEREF _Toc244110505 \h </w:instrText>
+          <w:instrText xml:space="preserve"> PAGEREF _Toc244149732 \h </w:instrText>
         </w:r>
         <w:r>
           <w:rPr>
@@ -1277,7 +1277,7 @@
           <w:noProof/>
         </w:rPr>
       </w:pPr>
-      <w:hyperlink w:anchor="_Toc244110506" w:history="1">
+      <w:hyperlink w:anchor="_Toc244149733" w:history="1">
         <w:r>
           <w:rPr>
             <w:rStyle w:val="Hyperlink"/>
@@ -1304,7 +1304,7 @@
             <w:noProof/>
             <w:webHidden/>
           </w:rPr>
-          <w:instrText xml:space="preserve"> PAGEREF _Toc244110506 \h </w:instrText>
+          <w:instrText xml:space="preserve"> PAGEREF _Toc244149733 \h </w:instrText>
         </w:r>
         <w:r>
           <w:rPr>
@@ -1345,7 +1345,7 @@
           <w:noProof/>
         </w:rPr>
       </w:pPr>
-      <w:hyperlink w:anchor="_Toc244110507" w:history="1">
+      <w:hyperlink w:anchor="_Toc244149734" w:history="1">
         <w:r>
           <w:rPr>
             <w:rStyle w:val="Hyperlink"/>
@@ -1372,7 +1372,7 @@
             <w:noProof/>
             <w:webHidden/>
           </w:rPr>
-          <w:instrText xml:space="preserve"> PAGEREF _Toc244110507 \h </w:instrText>
+          <w:instrText xml:space="preserve"> PAGEREF _Toc244149734 \h </w:instrText>
         </w:r>
         <w:r>
           <w:rPr>
@@ -1413,7 +1413,7 @@
           <w:noProof/>
         </w:rPr>
       </w:pPr>
-      <w:hyperlink w:anchor="_Toc244110508" w:history="1">
+      <w:hyperlink w:anchor="_Toc244149735" w:history="1">
         <w:r>
           <w:rPr>
             <w:rStyle w:val="Hyperlink"/>
@@ -1440,7 +1440,7 @@
             <w:noProof/>
             <w:webHidden/>
           </w:rPr>
-          <w:instrText xml:space="preserve"> PAGEREF _Toc244110508 \h </w:instrText>
+          <w:instrText xml:space="preserve"> PAGEREF _Toc244149735 \h </w:instrText>
         </w:r>
         <w:r>
           <w:rPr>
@@ -1481,7 +1481,7 @@
           <w:noProof/>
         </w:rPr>
       </w:pPr>
-      <w:hyperlink w:anchor="_Toc244110509" w:history="1">
+      <w:hyperlink w:anchor="_Toc244149736" w:history="1">
         <w:r>
           <w:rPr>
             <w:rStyle w:val="Hyperlink"/>
@@ -1508,7 +1508,7 @@
             <w:noProof/>
             <w:webHidden/>
           </w:rPr>
-          <w:instrText xml:space="preserve"> PAGEREF _Toc244110509 \h </w:instrText>
+          <w:instrText xml:space="preserve"> PAGEREF _Toc244149736 \h </w:instrText>
         </w:r>
         <w:r>
           <w:rPr>
@@ -1549,7 +1549,7 @@
           <w:noProof/>
         </w:rPr>
       </w:pPr>
-      <w:hyperlink w:anchor="_Toc244110510" w:history="1">
+      <w:hyperlink w:anchor="_Toc244149737" w:history="1">
         <w:r>
           <w:rPr>
             <w:rStyle w:val="Hyperlink"/>
@@ -1576,7 +1576,7 @@
             <w:noProof/>
             <w:webHidden/>
           </w:rPr>
-          <w:instrText xml:space="preserve"> PAGEREF _Toc244110510 \h </w:instrText>
+          <w:instrText xml:space="preserve"> PAGEREF _Toc244149737 \h </w:instrText>
         </w:r>
         <w:r>
           <w:rPr>
@@ -1617,7 +1617,7 @@
           <w:noProof/>
         </w:rPr>
       </w:pPr>
-      <w:hyperlink w:anchor="_Toc244110511" w:history="1">
+      <w:hyperlink w:anchor="_Toc244149738" w:history="1">
         <w:r>
           <w:rPr>
             <w:rStyle w:val="Hyperlink"/>
@@ -1644,7 +1644,7 @@
             <w:noProof/>
             <w:webHidden/>
           </w:rPr>
-          <w:instrText xml:space="preserve"> PAGEREF _Toc244110511 \h </w:instrText>
+          <w:instrText xml:space="preserve"> PAGEREF _Toc244149738 \h </w:instrText>
         </w:r>
         <w:r>
           <w:rPr>
@@ -1685,7 +1685,7 @@
           <w:noProof/>
         </w:rPr>
       </w:pPr>
-      <w:hyperlink w:anchor="_Toc244110512" w:history="1">
+      <w:hyperlink w:anchor="_Toc244149739" w:history="1">
         <w:r>
           <w:rPr>
             <w:rStyle w:val="Hyperlink"/>
@@ -1712,7 +1712,7 @@
             <w:noProof/>
             <w:webHidden/>
           </w:rPr>
-          <w:instrText xml:space="preserve"> PAGEREF _Toc244110512 \h </w:instrText>
+          <w:instrText xml:space="preserve"> PAGEREF _Toc244149739 \h </w:instrText>
         </w:r>
         <w:r>
           <w:rPr>
@@ -1753,7 +1753,7 @@
           <w:noProof/>
         </w:rPr>
       </w:pPr>
-      <w:hyperlink w:anchor="_Toc244110513" w:history="1">
+      <w:hyperlink w:anchor="_Toc244149740" w:history="1">
         <w:r>
           <w:rPr>
             <w:rStyle w:val="Hyperlink"/>
@@ -1780,7 +1780,7 @@
             <w:noProof/>
             <w:webHidden/>
           </w:rPr>
-          <w:instrText xml:space="preserve"> PAGEREF _Toc244110513 \h </w:instrText>
+          <w:instrText xml:space="preserve"> PAGEREF _Toc244149740 \h </w:instrText>
         </w:r>
         <w:r>
           <w:rPr>
@@ -1825,7 +1825,7 @@
       <w:pPr>
         <w:pStyle w:val="Heading1"/>
       </w:pPr>
-      <w:bookmarkStart w:id="1" w:name="_Toc244110493"/>
+      <w:bookmarkStart w:id="1" w:name="_Toc244149720"/>
       <w:r>
         <w:lastRenderedPageBreak/>
         <w:t>1  Before you start</w:t>
@@ -1889,7 +1889,7 @@
       <w:pPr>
         <w:pStyle w:val="Heading2"/>
       </w:pPr>
-      <w:bookmarkStart w:id="2" w:name="_Toc244110494"/>
+      <w:bookmarkStart w:id="2" w:name="_Toc244149721"/>
       <w:r>
         <w:t>1.1  Launching the programs</w:t>
       </w:r>
@@ -2079,7 +2079,7 @@
       <w:pPr>
         <w:pStyle w:val="Heading2"/>
       </w:pPr>
-      <w:bookmarkStart w:id="3" w:name="_Toc244110495"/>
+      <w:bookmarkStart w:id="3" w:name="_Toc244149722"/>
       <w:r>
         <w:t>1.2  The demonstration files</w:t>
       </w:r>
@@ -2295,7 +2295,7 @@
       <w:pPr>
         <w:pStyle w:val="Heading1"/>
       </w:pPr>
-      <w:bookmarkStart w:id="4" w:name="_Toc244110496"/>
+      <w:bookmarkStart w:id="4" w:name="_Toc244149723"/>
       <w:r>
         <w:lastRenderedPageBreak/>
         <w:t>2  Example 1 - Room fire with door, window and heat detector</w:t>
@@ -2306,7 +2306,7 @@
       <w:pPr>
         <w:pStyle w:val="Heading2"/>
       </w:pPr>
-      <w:bookmarkStart w:id="5" w:name="_Toc244110497"/>
+      <w:bookmarkStart w:id="5" w:name="_Toc244149724"/>
       <w:r>
         <w:t>A  Introduction</w:t>
       </w:r>
@@ -2422,7 +2422,7 @@
       <w:pPr>
         <w:pStyle w:val="Heading2"/>
       </w:pPr>
-      <w:bookmarkStart w:id="6" w:name="_Toc244110498"/>
+      <w:bookmarkStart w:id="6" w:name="_Toc244149725"/>
       <w:r>
         <w:t>B  Opening the program</w:t>
       </w:r>
@@ -2454,7 +2454,7 @@
         </w:rPr>
         <w:lastRenderedPageBreak/>
         <w:drawing>
-          <wp:inline distT="0" distB="0" distL="0" distR="0" wp14:anchorId="624BA50A" wp14:editId="0B0756C3">
+          <wp:inline distT="0" distB="0" distL="0" distR="0" wp14:anchorId="27B14618" wp14:editId="56DABBFE">
             <wp:extent cx="5940000" cy="3122868"/>
             <wp:effectExtent l="0" t="0" r="0" b="0"/>
             <wp:docPr id="1" name="Picture 1"/>
@@ -2519,7 +2519,7 @@
           <w:noProof/>
         </w:rPr>
         <w:drawing>
-          <wp:inline distT="0" distB="0" distL="0" distR="0" wp14:anchorId="3398406C" wp14:editId="72EC30F2">
+          <wp:inline distT="0" distB="0" distL="0" distR="0" wp14:anchorId="206ADEBC" wp14:editId="3EEF9582">
             <wp:extent cx="2262187" cy="4298155"/>
             <wp:effectExtent l="0" t="0" r="0" b="0"/>
             <wp:docPr id="2" name="Picture 2"/>
@@ -2579,7 +2579,7 @@
       <w:pPr>
         <w:pStyle w:val="Heading2"/>
       </w:pPr>
-      <w:bookmarkStart w:id="7" w:name="_Toc244110499"/>
+      <w:bookmarkStart w:id="7" w:name="_Toc244149726"/>
       <w:r>
         <w:t>C  Building and configuring the model</w:t>
       </w:r>
@@ -2619,7 +2619,7 @@
           <w:noProof/>
         </w:rPr>
         <w:drawing>
-          <wp:inline distT="0" distB="0" distL="0" distR="0" wp14:anchorId="6A1E9937" wp14:editId="32E8C300">
+          <wp:inline distT="0" distB="0" distL="0" distR="0" wp14:anchorId="08477372" wp14:editId="3824A060">
             <wp:extent cx="3083718" cy="1738312"/>
             <wp:effectExtent l="0" t="0" r="0" b="0"/>
             <wp:docPr id="3" name="Picture 3"/>
@@ -2684,7 +2684,7 @@
           <w:noProof/>
         </w:rPr>
         <w:drawing>
-          <wp:inline distT="0" distB="0" distL="0" distR="0" wp14:anchorId="268D9FAF" wp14:editId="2233B765">
+          <wp:inline distT="0" distB="0" distL="0" distR="0" wp14:anchorId="7029530C" wp14:editId="7C63DAD5">
             <wp:extent cx="5940000" cy="5940000"/>
             <wp:effectExtent l="0" t="0" r="0" b="0"/>
             <wp:docPr id="4" name="Picture 4"/>
@@ -2750,7 +2750,7 @@
         </w:rPr>
         <w:lastRenderedPageBreak/>
         <w:drawing>
-          <wp:inline distT="0" distB="0" distL="0" distR="0" wp14:anchorId="350F67B9" wp14:editId="2B0AE95E">
+          <wp:inline distT="0" distB="0" distL="0" distR="0" wp14:anchorId="1DCF17BD" wp14:editId="2CCE78F7">
             <wp:extent cx="5940000" cy="5940000"/>
             <wp:effectExtent l="0" t="0" r="0" b="0"/>
             <wp:docPr id="5" name="Picture 5"/>
@@ -2816,7 +2816,7 @@
         </w:rPr>
         <w:lastRenderedPageBreak/>
         <w:drawing>
-          <wp:inline distT="0" distB="0" distL="0" distR="0" wp14:anchorId="5CA787B9" wp14:editId="220EB67A">
+          <wp:inline distT="0" distB="0" distL="0" distR="0" wp14:anchorId="08036444" wp14:editId="052A3197">
             <wp:extent cx="5940000" cy="5940000"/>
             <wp:effectExtent l="0" t="0" r="0" b="0"/>
             <wp:docPr id="6" name="Picture 6"/>
@@ -2882,7 +2882,7 @@
         </w:rPr>
         <w:lastRenderedPageBreak/>
         <w:drawing>
-          <wp:inline distT="0" distB="0" distL="0" distR="0" wp14:anchorId="297B19DF" wp14:editId="729C58A6">
+          <wp:inline distT="0" distB="0" distL="0" distR="0" wp14:anchorId="3EBD19C4" wp14:editId="7792389C">
             <wp:extent cx="5940000" cy="5940000"/>
             <wp:effectExtent l="0" t="0" r="0" b="0"/>
             <wp:docPr id="7" name="Picture 7"/>
@@ -2948,7 +2948,7 @@
         </w:rPr>
         <w:lastRenderedPageBreak/>
         <w:drawing>
-          <wp:inline distT="0" distB="0" distL="0" distR="0" wp14:anchorId="7301D3EF" wp14:editId="282C6CF0">
+          <wp:inline distT="0" distB="0" distL="0" distR="0" wp14:anchorId="3F92B2A8" wp14:editId="79DCA5C7">
             <wp:extent cx="5940000" cy="5940000"/>
             <wp:effectExtent l="0" t="0" r="0" b="0"/>
             <wp:docPr id="8" name="Picture 8"/>
@@ -3022,7 +3022,7 @@
         </w:rPr>
         <w:lastRenderedPageBreak/>
         <w:drawing>
-          <wp:inline distT="0" distB="0" distL="0" distR="0" wp14:anchorId="4B5C096E" wp14:editId="24E29D6D">
+          <wp:inline distT="0" distB="0" distL="0" distR="0" wp14:anchorId="20D0BFD3" wp14:editId="035BD74D">
             <wp:extent cx="2869406" cy="2845594"/>
             <wp:effectExtent l="0" t="0" r="0" b="0"/>
             <wp:docPr id="9" name="Picture 9"/>
@@ -3087,7 +3087,7 @@
           <w:noProof/>
         </w:rPr>
         <w:drawing>
-          <wp:inline distT="0" distB="0" distL="0" distR="0" wp14:anchorId="24BE179F" wp14:editId="2B9CEB01">
+          <wp:inline distT="0" distB="0" distL="0" distR="0" wp14:anchorId="755F49AF" wp14:editId="639ABEED">
             <wp:extent cx="5940000" cy="3122868"/>
             <wp:effectExtent l="0" t="0" r="0" b="0"/>
             <wp:docPr id="10" name="Picture 10"/>
@@ -3161,7 +3161,7 @@
         </w:rPr>
         <w:lastRenderedPageBreak/>
         <w:drawing>
-          <wp:inline distT="0" distB="0" distL="0" distR="0" wp14:anchorId="3DF060B4" wp14:editId="49BA9CFA">
+          <wp:inline distT="0" distB="0" distL="0" distR="0" wp14:anchorId="429B69C8" wp14:editId="5F35F5C5">
             <wp:extent cx="5940000" cy="3751579"/>
             <wp:effectExtent l="0" t="0" r="0" b="0"/>
             <wp:docPr id="11" name="Picture 11"/>
@@ -3235,7 +3235,7 @@
         </w:rPr>
         <w:lastRenderedPageBreak/>
         <w:drawing>
-          <wp:inline distT="0" distB="0" distL="0" distR="0" wp14:anchorId="1724F685" wp14:editId="0011FBAD">
+          <wp:inline distT="0" distB="0" distL="0" distR="0" wp14:anchorId="342277C9" wp14:editId="295A1F1B">
             <wp:extent cx="4320000" cy="4996800"/>
             <wp:effectExtent l="0" t="0" r="0" b="0"/>
             <wp:docPr id="12" name="Picture 12"/>
@@ -3300,7 +3300,7 @@
           <w:noProof/>
         </w:rPr>
         <w:drawing>
-          <wp:inline distT="0" distB="0" distL="0" distR="0" wp14:anchorId="4CF0C788" wp14:editId="4C238246">
+          <wp:inline distT="0" distB="0" distL="0" distR="0" wp14:anchorId="0168146C" wp14:editId="10E41CE6">
             <wp:extent cx="5940000" cy="3122868"/>
             <wp:effectExtent l="0" t="0" r="0" b="0"/>
             <wp:docPr id="13" name="Picture 13"/>
@@ -3374,7 +3374,7 @@
           <w:noProof/>
         </w:rPr>
         <w:drawing>
-          <wp:inline distT="0" distB="0" distL="0" distR="0" wp14:anchorId="0949A50E" wp14:editId="694DB398">
+          <wp:inline distT="0" distB="0" distL="0" distR="0" wp14:anchorId="1A3556BC" wp14:editId="0B4D2B9A">
             <wp:extent cx="3095625" cy="5548312"/>
             <wp:effectExtent l="0" t="0" r="0" b="0"/>
             <wp:docPr id="14" name="Picture 14"/>
@@ -3439,7 +3439,7 @@
           <w:noProof/>
         </w:rPr>
         <w:drawing>
-          <wp:inline distT="0" distB="0" distL="0" distR="0" wp14:anchorId="64EFC02F" wp14:editId="5CACAF7A">
+          <wp:inline distT="0" distB="0" distL="0" distR="0" wp14:anchorId="2A8E5EBE" wp14:editId="32D56C2A">
             <wp:extent cx="2905124" cy="3024186"/>
             <wp:effectExtent l="0" t="0" r="0" b="0"/>
             <wp:docPr id="15" name="Picture 15"/>
@@ -3505,7 +3505,7 @@
           <w:noProof/>
         </w:rPr>
         <w:drawing>
-          <wp:inline distT="0" distB="0" distL="0" distR="0" wp14:anchorId="67D4C471" wp14:editId="68811D2F">
+          <wp:inline distT="0" distB="0" distL="0" distR="0" wp14:anchorId="40A34DE1" wp14:editId="53EF7EED">
             <wp:extent cx="3036093" cy="3024187"/>
             <wp:effectExtent l="0" t="0" r="0" b="0"/>
             <wp:docPr id="16" name="Picture 16"/>
@@ -3570,7 +3570,7 @@
           <w:noProof/>
         </w:rPr>
         <w:drawing>
-          <wp:inline distT="0" distB="0" distL="0" distR="0" wp14:anchorId="3C4970C3" wp14:editId="6877B6C3">
+          <wp:inline distT="0" distB="0" distL="0" distR="0" wp14:anchorId="25E52583" wp14:editId="62DCDD24">
             <wp:extent cx="3178968" cy="2476498"/>
             <wp:effectExtent l="0" t="0" r="0" b="0"/>
             <wp:docPr id="17" name="Picture 17"/>
@@ -3636,7 +3636,7 @@
         </w:rPr>
         <w:lastRenderedPageBreak/>
         <w:drawing>
-          <wp:inline distT="0" distB="0" distL="0" distR="0" wp14:anchorId="53AB5372" wp14:editId="6EAD18E0">
+          <wp:inline distT="0" distB="0" distL="0" distR="0" wp14:anchorId="4E1CA404" wp14:editId="3BCD038C">
             <wp:extent cx="4320000" cy="5025600"/>
             <wp:effectExtent l="0" t="0" r="0" b="0"/>
             <wp:docPr id="18" name="Picture 18"/>
@@ -3709,7 +3709,7 @@
           <w:noProof/>
         </w:rPr>
         <w:drawing>
-          <wp:inline distT="0" distB="0" distL="0" distR="0" wp14:anchorId="01A028C3" wp14:editId="78487D27">
+          <wp:inline distT="0" distB="0" distL="0" distR="0" wp14:anchorId="430DE062" wp14:editId="0665F73B">
             <wp:extent cx="5940000" cy="3122868"/>
             <wp:effectExtent l="0" t="0" r="0" b="0"/>
             <wp:docPr id="19" name="Picture 19"/>
@@ -3783,7 +3783,7 @@
           <w:noProof/>
         </w:rPr>
         <w:drawing>
-          <wp:inline distT="0" distB="0" distL="0" distR="0" wp14:anchorId="0FF649D7" wp14:editId="767B881B">
+          <wp:inline distT="0" distB="0" distL="0" distR="0" wp14:anchorId="10CA4DEE" wp14:editId="3C1C5F7B">
             <wp:extent cx="5940000" cy="3751579"/>
             <wp:effectExtent l="0" t="0" r="0" b="0"/>
             <wp:docPr id="20" name="Picture 20"/>
@@ -3849,7 +3849,7 @@
         </w:rPr>
         <w:lastRenderedPageBreak/>
         <w:drawing>
-          <wp:inline distT="0" distB="0" distL="0" distR="0" wp14:anchorId="7C216D30" wp14:editId="2966D488">
+          <wp:inline distT="0" distB="0" distL="0" distR="0" wp14:anchorId="2787B81E" wp14:editId="1CAF26D9">
             <wp:extent cx="4320000" cy="5748293"/>
             <wp:effectExtent l="0" t="0" r="0" b="0"/>
             <wp:docPr id="21" name="Picture 21"/>
@@ -3914,7 +3914,7 @@
           <w:noProof/>
         </w:rPr>
         <w:drawing>
-          <wp:inline distT="0" distB="0" distL="0" distR="0" wp14:anchorId="68F43640" wp14:editId="7BD23513">
+          <wp:inline distT="0" distB="0" distL="0" distR="0" wp14:anchorId="06722568" wp14:editId="6411C0B3">
             <wp:extent cx="3083718" cy="1893093"/>
             <wp:effectExtent l="0" t="0" r="0" b="0"/>
             <wp:docPr id="22" name="Picture 22"/>
@@ -3980,7 +3980,7 @@
         </w:rPr>
         <w:lastRenderedPageBreak/>
         <w:drawing>
-          <wp:inline distT="0" distB="0" distL="0" distR="0" wp14:anchorId="4A4B1575" wp14:editId="3D831793">
+          <wp:inline distT="0" distB="0" distL="0" distR="0" wp14:anchorId="181A7C87" wp14:editId="4B28174A">
             <wp:extent cx="3464718" cy="3440906"/>
             <wp:effectExtent l="0" t="0" r="0" b="0"/>
             <wp:docPr id="23" name="Picture 23"/>
@@ -4045,7 +4045,7 @@
           <w:noProof/>
         </w:rPr>
         <w:drawing>
-          <wp:inline distT="0" distB="0" distL="0" distR="0" wp14:anchorId="692C35B8" wp14:editId="6015D372">
+          <wp:inline distT="0" distB="0" distL="0" distR="0" wp14:anchorId="5C126053" wp14:editId="48064650">
             <wp:extent cx="3464718" cy="3440906"/>
             <wp:effectExtent l="0" t="0" r="0" b="0"/>
             <wp:docPr id="24" name="Picture 24"/>
@@ -4111,7 +4111,7 @@
         </w:rPr>
         <w:lastRenderedPageBreak/>
         <w:drawing>
-          <wp:inline distT="0" distB="0" distL="0" distR="0" wp14:anchorId="405DA311" wp14:editId="6345972B">
+          <wp:inline distT="0" distB="0" distL="0" distR="0" wp14:anchorId="33C45610" wp14:editId="0E2665FA">
             <wp:extent cx="3464718" cy="3440906"/>
             <wp:effectExtent l="0" t="0" r="0" b="0"/>
             <wp:docPr id="25" name="Picture 25"/>
@@ -4184,7 +4184,7 @@
           <w:noProof/>
         </w:rPr>
         <w:drawing>
-          <wp:inline distT="0" distB="0" distL="0" distR="0" wp14:anchorId="7FC53E35" wp14:editId="4CF0858B">
+          <wp:inline distT="0" distB="0" distL="0" distR="0" wp14:anchorId="7222EA34" wp14:editId="407FCA8C">
             <wp:extent cx="5940000" cy="3122868"/>
             <wp:effectExtent l="0" t="0" r="0" b="0"/>
             <wp:docPr id="26" name="Picture 26"/>
@@ -4250,7 +4250,7 @@
         </w:rPr>
         <w:lastRenderedPageBreak/>
         <w:drawing>
-          <wp:inline distT="0" distB="0" distL="0" distR="0" wp14:anchorId="423FFCF0" wp14:editId="2BD75C0E">
+          <wp:inline distT="0" distB="0" distL="0" distR="0" wp14:anchorId="018A27DE" wp14:editId="2C281C4F">
             <wp:extent cx="5940000" cy="3122868"/>
             <wp:effectExtent l="0" t="0" r="0" b="0"/>
             <wp:docPr id="27" name="Picture 27"/>
@@ -4315,7 +4315,7 @@
           <w:noProof/>
         </w:rPr>
         <w:drawing>
-          <wp:inline distT="0" distB="0" distL="0" distR="0" wp14:anchorId="7FF348E4" wp14:editId="334061CB">
+          <wp:inline distT="0" distB="0" distL="0" distR="0" wp14:anchorId="19D2C012" wp14:editId="451F2873">
             <wp:extent cx="4320000" cy="4430400"/>
             <wp:effectExtent l="0" t="0" r="0" b="0"/>
             <wp:docPr id="28" name="Picture 28"/>
@@ -4381,7 +4381,7 @@
         </w:rPr>
         <w:lastRenderedPageBreak/>
         <w:drawing>
-          <wp:inline distT="0" distB="0" distL="0" distR="0" wp14:anchorId="47F4721A" wp14:editId="07CA229F">
+          <wp:inline distT="0" distB="0" distL="0" distR="0" wp14:anchorId="575FA4EC" wp14:editId="0B46CB81">
             <wp:extent cx="4320000" cy="5784000"/>
             <wp:effectExtent l="0" t="0" r="0" b="0"/>
             <wp:docPr id="29" name="Picture 29"/>
@@ -4449,7 +4449,7 @@
       <w:pPr>
         <w:pStyle w:val="Heading2"/>
       </w:pPr>
-      <w:bookmarkStart w:id="8" w:name="_Toc244110500"/>
+      <w:bookmarkStart w:id="8" w:name="_Toc244149727"/>
       <w:r>
         <w:t>D  Validation and running the simulation</w:t>
       </w:r>
@@ -4481,7 +4481,7 @@
         </w:rPr>
         <w:lastRenderedPageBreak/>
         <w:drawing>
-          <wp:inline distT="0" distB="0" distL="0" distR="0" wp14:anchorId="709ED2B3" wp14:editId="18060BED">
+          <wp:inline distT="0" distB="0" distL="0" distR="0" wp14:anchorId="35F9B834" wp14:editId="481C8067">
             <wp:extent cx="5940000" cy="3122868"/>
             <wp:effectExtent l="0" t="0" r="0" b="0"/>
             <wp:docPr id="30" name="Picture 30"/>
@@ -4554,7 +4554,7 @@
           <w:noProof/>
         </w:rPr>
         <w:drawing>
-          <wp:inline distT="0" distB="0" distL="0" distR="0" wp14:anchorId="3B042FFB" wp14:editId="2AB18275">
+          <wp:inline distT="0" distB="0" distL="0" distR="0" wp14:anchorId="0876BD46" wp14:editId="4E47CF57">
             <wp:extent cx="5940000" cy="4383764"/>
             <wp:effectExtent l="0" t="0" r="0" b="0"/>
             <wp:docPr id="31" name="Picture 31"/>
@@ -4628,7 +4628,7 @@
           <w:noProof/>
         </w:rPr>
         <w:drawing>
-          <wp:inline distT="0" distB="0" distL="0" distR="0" wp14:anchorId="76E686E9" wp14:editId="04D292A2">
+          <wp:inline distT="0" distB="0" distL="0" distR="0" wp14:anchorId="33EA1D30" wp14:editId="376E9973">
             <wp:extent cx="5940000" cy="3122868"/>
             <wp:effectExtent l="0" t="0" r="0" b="0"/>
             <wp:docPr id="32" name="Picture 32"/>
@@ -4693,7 +4693,7 @@
           <w:noProof/>
         </w:rPr>
         <w:drawing>
-          <wp:inline distT="0" distB="0" distL="0" distR="0" wp14:anchorId="1D4FF93E" wp14:editId="20196F54">
+          <wp:inline distT="0" distB="0" distL="0" distR="0" wp14:anchorId="2901908B" wp14:editId="3C12EE14">
             <wp:extent cx="5940000" cy="3122868"/>
             <wp:effectExtent l="0" t="0" r="0" b="0"/>
             <wp:docPr id="33" name="Picture 33"/>
@@ -4759,7 +4759,7 @@
         </w:rPr>
         <w:lastRenderedPageBreak/>
         <w:drawing>
-          <wp:inline distT="0" distB="0" distL="0" distR="0" wp14:anchorId="0AD0BF03" wp14:editId="053C933C">
+          <wp:inline distT="0" distB="0" distL="0" distR="0" wp14:anchorId="3D4436FA" wp14:editId="7CFDFA1F">
             <wp:extent cx="5940000" cy="3122868"/>
             <wp:effectExtent l="0" t="0" r="0" b="0"/>
             <wp:docPr id="34" name="Picture 34"/>
@@ -4824,7 +4824,7 @@
           <w:noProof/>
         </w:rPr>
         <w:drawing>
-          <wp:inline distT="0" distB="0" distL="0" distR="0" wp14:anchorId="7FE920A9" wp14:editId="2D96F89E">
+          <wp:inline distT="0" distB="0" distL="0" distR="0" wp14:anchorId="36716748" wp14:editId="3793FDEA">
             <wp:extent cx="4595812" cy="1226344"/>
             <wp:effectExtent l="0" t="0" r="0" b="0"/>
             <wp:docPr id="35" name="Picture 35"/>
@@ -4889,7 +4889,7 @@
           <w:noProof/>
         </w:rPr>
         <w:drawing>
-          <wp:inline distT="0" distB="0" distL="0" distR="0" wp14:anchorId="13CC9DBE" wp14:editId="2BCC3B6C">
+          <wp:inline distT="0" distB="0" distL="0" distR="0" wp14:anchorId="4380BBCC" wp14:editId="3CB14705">
             <wp:extent cx="5940000" cy="3122868"/>
             <wp:effectExtent l="0" t="0" r="0" b="0"/>
             <wp:docPr id="36" name="Picture 36"/>
@@ -4957,7 +4957,7 @@
       <w:pPr>
         <w:pStyle w:val="Heading2"/>
       </w:pPr>
-      <w:bookmarkStart w:id="9" w:name="_Toc244110501"/>
+      <w:bookmarkStart w:id="9" w:name="_Toc244149728"/>
       <w:r>
         <w:lastRenderedPageBreak/>
         <w:t>E  Post-processing</w:t>
@@ -4989,7 +4989,7 @@
           <w:noProof/>
         </w:rPr>
         <w:drawing>
-          <wp:inline distT="0" distB="0" distL="0" distR="0" wp14:anchorId="551056F4" wp14:editId="6EE4BBBC">
+          <wp:inline distT="0" distB="0" distL="0" distR="0" wp14:anchorId="77FE5059" wp14:editId="725D55BF">
             <wp:extent cx="5940000" cy="3122868"/>
             <wp:effectExtent l="0" t="0" r="0" b="0"/>
             <wp:docPr id="37" name="Picture 37"/>
@@ -5055,7 +5055,7 @@
         </w:rPr>
         <w:lastRenderedPageBreak/>
         <w:drawing>
-          <wp:inline distT="0" distB="0" distL="0" distR="0" wp14:anchorId="5803071E" wp14:editId="0734F26D">
+          <wp:inline distT="0" distB="0" distL="0" distR="0" wp14:anchorId="01AF847D" wp14:editId="457A6BE1">
             <wp:extent cx="4095889" cy="6336000"/>
             <wp:effectExtent l="0" t="0" r="0" b="0"/>
             <wp:docPr id="38" name="Picture 38"/>
@@ -5121,7 +5121,7 @@
         </w:rPr>
         <w:lastRenderedPageBreak/>
         <w:drawing>
-          <wp:inline distT="0" distB="0" distL="0" distR="0" wp14:anchorId="154501FD" wp14:editId="1369F7D7">
+          <wp:inline distT="0" distB="0" distL="0" distR="0" wp14:anchorId="048960A0" wp14:editId="254C81FD">
             <wp:extent cx="5940000" cy="3122868"/>
             <wp:effectExtent l="0" t="0" r="0" b="0"/>
             <wp:docPr id="39" name="Picture 39"/>
@@ -5186,7 +5186,7 @@
           <w:noProof/>
         </w:rPr>
         <w:drawing>
-          <wp:inline distT="0" distB="0" distL="0" distR="0" wp14:anchorId="6355BE08" wp14:editId="6B682B52">
+          <wp:inline distT="0" distB="0" distL="0" distR="0" wp14:anchorId="032392AB" wp14:editId="06BE4FBD">
             <wp:extent cx="5940000" cy="3122868"/>
             <wp:effectExtent l="0" t="0" r="0" b="0"/>
             <wp:docPr id="40" name="Picture 40"/>
@@ -5252,7 +5252,7 @@
         </w:rPr>
         <w:lastRenderedPageBreak/>
         <w:drawing>
-          <wp:inline distT="0" distB="0" distL="0" distR="0" wp14:anchorId="1652D0A4" wp14:editId="021AF421">
+          <wp:inline distT="0" distB="0" distL="0" distR="0" wp14:anchorId="4E05C02E" wp14:editId="4DAA9039">
             <wp:extent cx="5940000" cy="3122868"/>
             <wp:effectExtent l="0" t="0" r="0" b="0"/>
             <wp:docPr id="41" name="Picture 41"/>
@@ -5317,7 +5317,7 @@
           <w:noProof/>
         </w:rPr>
         <w:drawing>
-          <wp:inline distT="0" distB="0" distL="0" distR="0" wp14:anchorId="5F145394" wp14:editId="29D73A73">
+          <wp:inline distT="0" distB="0" distL="0" distR="0" wp14:anchorId="236BBE5D" wp14:editId="7772BF96">
             <wp:extent cx="5940000" cy="3122868"/>
             <wp:effectExtent l="0" t="0" r="0" b="0"/>
             <wp:docPr id="42" name="Picture 42"/>
@@ -5383,7 +5383,7 @@
         </w:rPr>
         <w:lastRenderedPageBreak/>
         <w:drawing>
-          <wp:inline distT="0" distB="0" distL="0" distR="0" wp14:anchorId="40EA048D" wp14:editId="6CBD6698">
+          <wp:inline distT="0" distB="0" distL="0" distR="0" wp14:anchorId="082CDA7A" wp14:editId="3BC62CE6">
             <wp:extent cx="5940000" cy="3122868"/>
             <wp:effectExtent l="0" t="0" r="0" b="0"/>
             <wp:docPr id="43" name="Picture 43"/>
@@ -5448,7 +5448,7 @@
           <w:noProof/>
         </w:rPr>
         <w:drawing>
-          <wp:inline distT="0" distB="0" distL="0" distR="0" wp14:anchorId="3915B919" wp14:editId="116AD2DF">
+          <wp:inline distT="0" distB="0" distL="0" distR="0" wp14:anchorId="3CB53E55" wp14:editId="1025275C">
             <wp:extent cx="5940000" cy="3122868"/>
             <wp:effectExtent l="0" t="0" r="0" b="0"/>
             <wp:docPr id="44" name="Picture 44"/>
@@ -5514,7 +5514,7 @@
         </w:rPr>
         <w:lastRenderedPageBreak/>
         <w:drawing>
-          <wp:inline distT="0" distB="0" distL="0" distR="0" wp14:anchorId="4A285FDF" wp14:editId="09F2C3F5">
+          <wp:inline distT="0" distB="0" distL="0" distR="0" wp14:anchorId="7C63BE26" wp14:editId="1982ADD2">
             <wp:extent cx="5940000" cy="3122868"/>
             <wp:effectExtent l="0" t="0" r="0" b="0"/>
             <wp:docPr id="45" name="Picture 45"/>
@@ -5579,7 +5579,7 @@
           <w:noProof/>
         </w:rPr>
         <w:drawing>
-          <wp:inline distT="0" distB="0" distL="0" distR="0" wp14:anchorId="41544E98" wp14:editId="5A57E6B9">
+          <wp:inline distT="0" distB="0" distL="0" distR="0" wp14:anchorId="45530810" wp14:editId="1D691F30">
             <wp:extent cx="5940000" cy="3122868"/>
             <wp:effectExtent l="0" t="0" r="0" b="0"/>
             <wp:docPr id="46" name="Picture 46"/>
@@ -5653,7 +5653,7 @@
         </w:rPr>
         <w:lastRenderedPageBreak/>
         <w:drawing>
-          <wp:inline distT="0" distB="0" distL="0" distR="0" wp14:anchorId="793B2850" wp14:editId="6D866E7C">
+          <wp:inline distT="0" distB="0" distL="0" distR="0" wp14:anchorId="64DE31F4" wp14:editId="3B2F3C5A">
             <wp:extent cx="5940000" cy="3432000"/>
             <wp:effectExtent l="0" t="0" r="0" b="0"/>
             <wp:docPr id="47" name="Picture 47"/>
@@ -5726,7 +5726,7 @@
           <w:noProof/>
         </w:rPr>
         <w:drawing>
-          <wp:inline distT="0" distB="0" distL="0" distR="0" wp14:anchorId="59497AC4" wp14:editId="72F78472">
+          <wp:inline distT="0" distB="0" distL="0" distR="0" wp14:anchorId="1E2B12F4" wp14:editId="7582CE57">
             <wp:extent cx="2381250" cy="1273968"/>
             <wp:effectExtent l="0" t="0" r="0" b="0"/>
             <wp:docPr id="48" name="Picture 48"/>
@@ -5792,7 +5792,7 @@
         </w:rPr>
         <w:lastRenderedPageBreak/>
         <w:drawing>
-          <wp:inline distT="0" distB="0" distL="0" distR="0" wp14:anchorId="1CA1020D" wp14:editId="67D87148">
+          <wp:inline distT="0" distB="0" distL="0" distR="0" wp14:anchorId="3632C62F" wp14:editId="54E9C62D">
             <wp:extent cx="4320000" cy="5929866"/>
             <wp:effectExtent l="0" t="0" r="0" b="0"/>
             <wp:docPr id="49" name="Picture 49"/>
@@ -5858,7 +5858,7 @@
         </w:rPr>
         <w:lastRenderedPageBreak/>
         <w:drawing>
-          <wp:inline distT="0" distB="0" distL="0" distR="0" wp14:anchorId="757EB8B6" wp14:editId="19810AFE">
+          <wp:inline distT="0" distB="0" distL="0" distR="0" wp14:anchorId="276482AB" wp14:editId="55F59730">
             <wp:extent cx="3571875" cy="4857750"/>
             <wp:effectExtent l="0" t="0" r="0" b="0"/>
             <wp:docPr id="50" name="Picture 50"/>
@@ -5940,7 +5940,7 @@
         </w:rPr>
         <w:lastRenderedPageBreak/>
         <w:drawing>
-          <wp:inline distT="0" distB="0" distL="0" distR="0" wp14:anchorId="068F62E8" wp14:editId="45D20D56">
+          <wp:inline distT="0" distB="0" distL="0" distR="0" wp14:anchorId="49B5E7B3" wp14:editId="6286A101">
             <wp:extent cx="5940000" cy="4699482"/>
             <wp:effectExtent l="0" t="0" r="0" b="0"/>
             <wp:docPr id="51" name="Picture 51"/>
@@ -6006,7 +6006,7 @@
         </w:rPr>
         <w:lastRenderedPageBreak/>
         <w:drawing>
-          <wp:inline distT="0" distB="0" distL="0" distR="0" wp14:anchorId="265678C8" wp14:editId="5E6450A5">
+          <wp:inline distT="0" distB="0" distL="0" distR="0" wp14:anchorId="61DBA18A" wp14:editId="41D126D7">
             <wp:extent cx="5940000" cy="4455000"/>
             <wp:effectExtent l="0" t="0" r="0" b="0"/>
             <wp:docPr id="52" name="Picture 52"/>
@@ -6072,7 +6072,7 @@
         </w:rPr>
         <w:lastRenderedPageBreak/>
         <w:drawing>
-          <wp:inline distT="0" distB="0" distL="0" distR="0" wp14:anchorId="4976A86D" wp14:editId="6828394F">
+          <wp:inline distT="0" distB="0" distL="0" distR="0" wp14:anchorId="0FCBDBAD" wp14:editId="1AB73FF6">
             <wp:extent cx="5940000" cy="4455000"/>
             <wp:effectExtent l="0" t="0" r="0" b="0"/>
             <wp:docPr id="53" name="Picture 53"/>
@@ -6138,7 +6138,7 @@
         </w:rPr>
         <w:lastRenderedPageBreak/>
         <w:drawing>
-          <wp:inline distT="0" distB="0" distL="0" distR="0" wp14:anchorId="6A2B7220" wp14:editId="1FC61B15">
+          <wp:inline distT="0" distB="0" distL="0" distR="0" wp14:anchorId="031D781E" wp14:editId="1C95CFC6">
             <wp:extent cx="5940000" cy="4455000"/>
             <wp:effectExtent l="0" t="0" r="0" b="0"/>
             <wp:docPr id="54" name="Picture 54"/>
@@ -6204,7 +6204,7 @@
         </w:rPr>
         <w:lastRenderedPageBreak/>
         <w:drawing>
-          <wp:inline distT="0" distB="0" distL="0" distR="0" wp14:anchorId="0E09A5DC" wp14:editId="232CA95D">
+          <wp:inline distT="0" distB="0" distL="0" distR="0" wp14:anchorId="3A508D3D" wp14:editId="3F473161">
             <wp:extent cx="5940000" cy="4455000"/>
             <wp:effectExtent l="0" t="0" r="0" b="0"/>
             <wp:docPr id="55" name="Picture 55"/>
@@ -6264,7 +6264,7 @@
       <w:pPr>
         <w:pStyle w:val="Heading2"/>
       </w:pPr>
-      <w:bookmarkStart w:id="10" w:name="_Toc244110502"/>
+      <w:bookmarkStart w:id="10" w:name="_Toc244149729"/>
       <w:r>
         <w:t>F  Results and interpretation</w:t>
       </w:r>
@@ -6525,7 +6525,7 @@
       <w:pPr>
         <w:pStyle w:val="Heading2"/>
       </w:pPr>
-      <w:bookmarkStart w:id="11" w:name="_Toc244110503"/>
+      <w:bookmarkStart w:id="11" w:name="_Toc244149730"/>
       <w:r>
         <w:t>G  Troubleshooting</w:t>
       </w:r>
@@ -6930,7 +6930,7 @@
       <w:pPr>
         <w:pStyle w:val="Heading2"/>
       </w:pPr>
-      <w:bookmarkStart w:id="12" w:name="_Toc244110504"/>
+      <w:bookmarkStart w:id="12" w:name="_Toc244149731"/>
       <w:r>
         <w:t>H  Quick reference</w:t>
       </w:r>
@@ -7044,7 +7044,7 @@
       <w:pPr>
         <w:pStyle w:val="Heading1"/>
       </w:pPr>
-      <w:bookmarkStart w:id="13" w:name="_Toc244110505"/>
+      <w:bookmarkStart w:id="13" w:name="_Toc244149732"/>
       <w:r>
         <w:lastRenderedPageBreak/>
         <w:t>3  Example 2 - Burning couch (FDS example case)</w:t>
@@ -7055,7 +7055,7 @@
       <w:pPr>
         <w:pStyle w:val="Heading2"/>
       </w:pPr>
-      <w:bookmarkStart w:id="14" w:name="_Toc244110506"/>
+      <w:bookmarkStart w:id="14" w:name="_Toc244149733"/>
       <w:r>
         <w:t>A  Introduction</w:t>
       </w:r>
@@ -7171,7 +7171,7 @@
       <w:pPr>
         <w:pStyle w:val="Heading2"/>
       </w:pPr>
-      <w:bookmarkStart w:id="15" w:name="_Toc244110507"/>
+      <w:bookmarkStart w:id="15" w:name="_Toc244149734"/>
       <w:r>
         <w:t>B  Opening the example</w:t>
       </w:r>
@@ -7202,7 +7202,7 @@
           <w:noProof/>
         </w:rPr>
         <w:drawing>
-          <wp:inline distT="0" distB="0" distL="0" distR="0" wp14:anchorId="036A105B" wp14:editId="1702360C">
+          <wp:inline distT="0" distB="0" distL="0" distR="0" wp14:anchorId="293E365F" wp14:editId="52B8B613">
             <wp:extent cx="5940000" cy="3122868"/>
             <wp:effectExtent l="0" t="0" r="0" b="0"/>
             <wp:docPr id="56" name="Picture 56"/>
@@ -7262,7 +7262,7 @@
       <w:pPr>
         <w:pStyle w:val="Heading2"/>
       </w:pPr>
-      <w:bookmarkStart w:id="16" w:name="_Toc244110508"/>
+      <w:bookmarkStart w:id="16" w:name="_Toc244149735"/>
       <w:r>
         <w:lastRenderedPageBreak/>
         <w:t>C  Inspecting and configuring the case</w:t>
@@ -7286,7 +7286,7 @@
           <w:noProof/>
         </w:rPr>
         <w:drawing>
-          <wp:inline distT="0" distB="0" distL="0" distR="0" wp14:anchorId="4AE02CAC" wp14:editId="151E92CF">
+          <wp:inline distT="0" distB="0" distL="0" distR="0" wp14:anchorId="132DCF65" wp14:editId="5F7A1D06">
             <wp:extent cx="5940000" cy="5114999"/>
             <wp:effectExtent l="0" t="0" r="0" b="0"/>
             <wp:docPr id="57" name="Picture 57"/>
@@ -7352,7 +7352,7 @@
         </w:rPr>
         <w:lastRenderedPageBreak/>
         <w:drawing>
-          <wp:inline distT="0" distB="0" distL="0" distR="0" wp14:anchorId="50F2DE3F" wp14:editId="104508EE">
+          <wp:inline distT="0" distB="0" distL="0" distR="0" wp14:anchorId="6AB84605" wp14:editId="3A631BA9">
             <wp:extent cx="4320000" cy="5112000"/>
             <wp:effectExtent l="0" t="0" r="0" b="0"/>
             <wp:docPr id="58" name="Picture 58"/>
@@ -7418,7 +7418,7 @@
         </w:rPr>
         <w:lastRenderedPageBreak/>
         <w:drawing>
-          <wp:inline distT="0" distB="0" distL="0" distR="0" wp14:anchorId="43745778" wp14:editId="614C7B98">
+          <wp:inline distT="0" distB="0" distL="0" distR="0" wp14:anchorId="0729072D" wp14:editId="4C050896">
             <wp:extent cx="5940000" cy="4092000"/>
             <wp:effectExtent l="0" t="0" r="0" b="0"/>
             <wp:docPr id="59" name="Picture 59"/>
@@ -7484,7 +7484,7 @@
         </w:rPr>
         <w:lastRenderedPageBreak/>
         <w:drawing>
-          <wp:inline distT="0" distB="0" distL="0" distR="0" wp14:anchorId="4E2E70BA" wp14:editId="66A768BC">
+          <wp:inline distT="0" distB="0" distL="0" distR="0" wp14:anchorId="78274804" wp14:editId="1602C661">
             <wp:extent cx="4320000" cy="6177600"/>
             <wp:effectExtent l="0" t="0" r="0" b="0"/>
             <wp:docPr id="60" name="Picture 60"/>
@@ -7558,7 +7558,7 @@
         </w:rPr>
         <w:lastRenderedPageBreak/>
         <w:drawing>
-          <wp:inline distT="0" distB="0" distL="0" distR="0" wp14:anchorId="3F69D3FB" wp14:editId="59F61C4C">
+          <wp:inline distT="0" distB="0" distL="0" distR="0" wp14:anchorId="038133B6" wp14:editId="0EA970A3">
             <wp:extent cx="5940000" cy="5940000"/>
             <wp:effectExtent l="0" t="0" r="0" b="0"/>
             <wp:docPr id="61" name="Picture 61"/>
@@ -7624,7 +7624,7 @@
         </w:rPr>
         <w:lastRenderedPageBreak/>
         <w:drawing>
-          <wp:inline distT="0" distB="0" distL="0" distR="0" wp14:anchorId="51A880D3" wp14:editId="48630A19">
+          <wp:inline distT="0" distB="0" distL="0" distR="0" wp14:anchorId="1552D471" wp14:editId="25ACA182">
             <wp:extent cx="5940000" cy="3122868"/>
             <wp:effectExtent l="0" t="0" r="0" b="0"/>
             <wp:docPr id="62" name="Picture 62"/>
@@ -7698,7 +7698,7 @@
       <w:pPr>
         <w:pStyle w:val="Heading2"/>
       </w:pPr>
-      <w:bookmarkStart w:id="17" w:name="_Toc244110509"/>
+      <w:bookmarkStart w:id="17" w:name="_Toc244149736"/>
       <w:r>
         <w:t>D  Validation and running the simulation</w:t>
       </w:r>
@@ -7721,7 +7721,7 @@
           <w:noProof/>
         </w:rPr>
         <w:drawing>
-          <wp:inline distT="0" distB="0" distL="0" distR="0" wp14:anchorId="1A874D0E" wp14:editId="53A3E21C">
+          <wp:inline distT="0" distB="0" distL="0" distR="0" wp14:anchorId="6ABCC361" wp14:editId="66A04132">
             <wp:extent cx="5940000" cy="3122868"/>
             <wp:effectExtent l="0" t="0" r="0" b="0"/>
             <wp:docPr id="63" name="Picture 63"/>
@@ -7795,7 +7795,7 @@
         </w:rPr>
         <w:lastRenderedPageBreak/>
         <w:drawing>
-          <wp:inline distT="0" distB="0" distL="0" distR="0" wp14:anchorId="512625B6" wp14:editId="3F819348">
+          <wp:inline distT="0" distB="0" distL="0" distR="0" wp14:anchorId="2CF1F6A7" wp14:editId="59903630">
             <wp:extent cx="5940000" cy="5611218"/>
             <wp:effectExtent l="0" t="0" r="0" b="0"/>
             <wp:docPr id="64" name="Picture 64"/>
@@ -7861,7 +7861,7 @@
         </w:rPr>
         <w:lastRenderedPageBreak/>
         <w:drawing>
-          <wp:inline distT="0" distB="0" distL="0" distR="0" wp14:anchorId="68FBF4AA" wp14:editId="24E610DA">
+          <wp:inline distT="0" distB="0" distL="0" distR="0" wp14:anchorId="0C7BC142" wp14:editId="02B1B116">
             <wp:extent cx="5940000" cy="3122868"/>
             <wp:effectExtent l="0" t="0" r="0" b="0"/>
             <wp:docPr id="65" name="Picture 65"/>
@@ -7926,7 +7926,7 @@
           <w:noProof/>
         </w:rPr>
         <w:drawing>
-          <wp:inline distT="0" distB="0" distL="0" distR="0" wp14:anchorId="29212EAC" wp14:editId="79084E27">
+          <wp:inline distT="0" distB="0" distL="0" distR="0" wp14:anchorId="75E33DA1" wp14:editId="29C042E0">
             <wp:extent cx="5940000" cy="3122868"/>
             <wp:effectExtent l="0" t="0" r="0" b="0"/>
             <wp:docPr id="66" name="Picture 66"/>
@@ -7992,7 +7992,7 @@
         </w:rPr>
         <w:lastRenderedPageBreak/>
         <w:drawing>
-          <wp:inline distT="0" distB="0" distL="0" distR="0" wp14:anchorId="4EAB2DEC" wp14:editId="180D850A">
+          <wp:inline distT="0" distB="0" distL="0" distR="0" wp14:anchorId="4FD25FD2" wp14:editId="54B2C9F6">
             <wp:extent cx="5940000" cy="3122868"/>
             <wp:effectExtent l="0" t="0" r="0" b="0"/>
             <wp:docPr id="67" name="Picture 67"/>
@@ -8057,7 +8057,7 @@
           <w:noProof/>
         </w:rPr>
         <w:drawing>
-          <wp:inline distT="0" distB="0" distL="0" distR="0" wp14:anchorId="59B57CFD" wp14:editId="2288E422">
+          <wp:inline distT="0" distB="0" distL="0" distR="0" wp14:anchorId="69FAD7ED" wp14:editId="573A9F13">
             <wp:extent cx="4595812" cy="1226344"/>
             <wp:effectExtent l="0" t="0" r="0" b="0"/>
             <wp:docPr id="68" name="Picture 68"/>
@@ -8122,7 +8122,7 @@
           <w:noProof/>
         </w:rPr>
         <w:drawing>
-          <wp:inline distT="0" distB="0" distL="0" distR="0" wp14:anchorId="78A4A73E" wp14:editId="5FB0ECE2">
+          <wp:inline distT="0" distB="0" distL="0" distR="0" wp14:anchorId="7EF57F07" wp14:editId="2B173BA9">
             <wp:extent cx="5940000" cy="3122868"/>
             <wp:effectExtent l="0" t="0" r="0" b="0"/>
             <wp:docPr id="69" name="Picture 69"/>
@@ -8190,7 +8190,7 @@
       <w:pPr>
         <w:pStyle w:val="Heading2"/>
       </w:pPr>
-      <w:bookmarkStart w:id="18" w:name="_Toc244110510"/>
+      <w:bookmarkStart w:id="18" w:name="_Toc244149737"/>
       <w:r>
         <w:lastRenderedPageBreak/>
         <w:t>E  Post-processing</w:t>
@@ -8222,7 +8222,7 @@
           <w:noProof/>
         </w:rPr>
         <w:drawing>
-          <wp:inline distT="0" distB="0" distL="0" distR="0" wp14:anchorId="217C8194" wp14:editId="4083DEB0">
+          <wp:inline distT="0" distB="0" distL="0" distR="0" wp14:anchorId="35588FA6" wp14:editId="218B9133">
             <wp:extent cx="5940000" cy="3122868"/>
             <wp:effectExtent l="0" t="0" r="0" b="0"/>
             <wp:docPr id="70" name="Picture 70"/>
@@ -8288,7 +8288,7 @@
         </w:rPr>
         <w:lastRenderedPageBreak/>
         <w:drawing>
-          <wp:inline distT="0" distB="0" distL="0" distR="0" wp14:anchorId="1E02CA33" wp14:editId="6C13CC35">
+          <wp:inline distT="0" distB="0" distL="0" distR="0" wp14:anchorId="024E065B" wp14:editId="065686B6">
             <wp:extent cx="4095889" cy="6336000"/>
             <wp:effectExtent l="0" t="0" r="0" b="0"/>
             <wp:docPr id="71" name="Picture 71"/>
@@ -8354,7 +8354,7 @@
         </w:rPr>
         <w:lastRenderedPageBreak/>
         <w:drawing>
-          <wp:inline distT="0" distB="0" distL="0" distR="0" wp14:anchorId="4E8E0A9C" wp14:editId="3A39D82A">
+          <wp:inline distT="0" distB="0" distL="0" distR="0" wp14:anchorId="407AA9B2" wp14:editId="3CCCD743">
             <wp:extent cx="5940000" cy="3122868"/>
             <wp:effectExtent l="0" t="0" r="0" b="0"/>
             <wp:docPr id="72" name="Picture 72"/>
@@ -8419,7 +8419,7 @@
           <w:noProof/>
         </w:rPr>
         <w:drawing>
-          <wp:inline distT="0" distB="0" distL="0" distR="0" wp14:anchorId="5826A6C3" wp14:editId="5DD86912">
+          <wp:inline distT="0" distB="0" distL="0" distR="0" wp14:anchorId="196B0C72" wp14:editId="3AC9227E">
             <wp:extent cx="5940000" cy="3122868"/>
             <wp:effectExtent l="0" t="0" r="0" b="0"/>
             <wp:docPr id="73" name="Picture 73"/>
@@ -8485,7 +8485,7 @@
         </w:rPr>
         <w:lastRenderedPageBreak/>
         <w:drawing>
-          <wp:inline distT="0" distB="0" distL="0" distR="0" wp14:anchorId="5243B666" wp14:editId="0AB93F40">
+          <wp:inline distT="0" distB="0" distL="0" distR="0" wp14:anchorId="513D14A3" wp14:editId="2F4D9B64">
             <wp:extent cx="5940000" cy="3122868"/>
             <wp:effectExtent l="0" t="0" r="0" b="0"/>
             <wp:docPr id="74" name="Picture 74"/>
@@ -8550,7 +8550,7 @@
           <w:noProof/>
         </w:rPr>
         <w:drawing>
-          <wp:inline distT="0" distB="0" distL="0" distR="0" wp14:anchorId="7FBC25B4" wp14:editId="6FFF7814">
+          <wp:inline distT="0" distB="0" distL="0" distR="0" wp14:anchorId="4F4F0D90" wp14:editId="26C83D08">
             <wp:extent cx="5940000" cy="3122868"/>
             <wp:effectExtent l="0" t="0" r="0" b="0"/>
             <wp:docPr id="75" name="Picture 75"/>
@@ -8616,7 +8616,7 @@
         </w:rPr>
         <w:lastRenderedPageBreak/>
         <w:drawing>
-          <wp:inline distT="0" distB="0" distL="0" distR="0" wp14:anchorId="36AE83B0" wp14:editId="5FFECA7B">
+          <wp:inline distT="0" distB="0" distL="0" distR="0" wp14:anchorId="6ADA2F13" wp14:editId="4F4CDD91">
             <wp:extent cx="5940000" cy="3122868"/>
             <wp:effectExtent l="0" t="0" r="0" b="0"/>
             <wp:docPr id="76" name="Picture 76"/>
@@ -8681,7 +8681,7 @@
           <w:noProof/>
         </w:rPr>
         <w:drawing>
-          <wp:inline distT="0" distB="0" distL="0" distR="0" wp14:anchorId="4CAABED4" wp14:editId="4D67A54E">
+          <wp:inline distT="0" distB="0" distL="0" distR="0" wp14:anchorId="52DCF2A5" wp14:editId="01557E29">
             <wp:extent cx="5940000" cy="3122868"/>
             <wp:effectExtent l="0" t="0" r="0" b="0"/>
             <wp:docPr id="77" name="Picture 77"/>
@@ -8747,7 +8747,7 @@
         </w:rPr>
         <w:lastRenderedPageBreak/>
         <w:drawing>
-          <wp:inline distT="0" distB="0" distL="0" distR="0" wp14:anchorId="1C3D7675" wp14:editId="7CF6272A">
+          <wp:inline distT="0" distB="0" distL="0" distR="0" wp14:anchorId="47D592AE" wp14:editId="6769085C">
             <wp:extent cx="5940000" cy="3122868"/>
             <wp:effectExtent l="0" t="0" r="0" b="0"/>
             <wp:docPr id="78" name="Picture 78"/>
@@ -8812,7 +8812,7 @@
           <w:noProof/>
         </w:rPr>
         <w:drawing>
-          <wp:inline distT="0" distB="0" distL="0" distR="0" wp14:anchorId="0A496D19" wp14:editId="3DEB0EDB">
+          <wp:inline distT="0" distB="0" distL="0" distR="0" wp14:anchorId="43728CFC" wp14:editId="1C97780A">
             <wp:extent cx="5940000" cy="3122868"/>
             <wp:effectExtent l="0" t="0" r="0" b="0"/>
             <wp:docPr id="79" name="Picture 79"/>
@@ -8878,7 +8878,7 @@
         </w:rPr>
         <w:lastRenderedPageBreak/>
         <w:drawing>
-          <wp:inline distT="0" distB="0" distL="0" distR="0" wp14:anchorId="7DA5B8ED" wp14:editId="59B46657">
+          <wp:inline distT="0" distB="0" distL="0" distR="0" wp14:anchorId="79E4DEF6" wp14:editId="5C4A8092">
             <wp:extent cx="5940000" cy="3122868"/>
             <wp:effectExtent l="0" t="0" r="0" b="0"/>
             <wp:docPr id="80" name="Picture 80"/>
@@ -8943,7 +8943,7 @@
           <w:noProof/>
         </w:rPr>
         <w:drawing>
-          <wp:inline distT="0" distB="0" distL="0" distR="0" wp14:anchorId="78C6F663" wp14:editId="03E72B8E">
+          <wp:inline distT="0" distB="0" distL="0" distR="0" wp14:anchorId="31334EF6" wp14:editId="1868F8C1">
             <wp:extent cx="5940000" cy="3432000"/>
             <wp:effectExtent l="0" t="0" r="0" b="0"/>
             <wp:docPr id="81" name="Picture 81"/>
@@ -9008,7 +9008,7 @@
           <w:noProof/>
         </w:rPr>
         <w:drawing>
-          <wp:inline distT="0" distB="0" distL="0" distR="0" wp14:anchorId="567E962A" wp14:editId="5153B035">
+          <wp:inline distT="0" distB="0" distL="0" distR="0" wp14:anchorId="0E1BBF3C" wp14:editId="59842056">
             <wp:extent cx="2381250" cy="1273968"/>
             <wp:effectExtent l="0" t="0" r="0" b="0"/>
             <wp:docPr id="82" name="Picture 82"/>
@@ -9074,7 +9074,7 @@
         </w:rPr>
         <w:lastRenderedPageBreak/>
         <w:drawing>
-          <wp:inline distT="0" distB="0" distL="0" distR="0" wp14:anchorId="129BD120" wp14:editId="7EB2735E">
+          <wp:inline distT="0" distB="0" distL="0" distR="0" wp14:anchorId="3CD95E48" wp14:editId="7A02BE3A">
             <wp:extent cx="4320000" cy="5929866"/>
             <wp:effectExtent l="0" t="0" r="0" b="0"/>
             <wp:docPr id="83" name="Picture 83"/>
@@ -9140,7 +9140,7 @@
         </w:rPr>
         <w:lastRenderedPageBreak/>
         <w:drawing>
-          <wp:inline distT="0" distB="0" distL="0" distR="0" wp14:anchorId="1F00C693" wp14:editId="7BCEBEC1">
+          <wp:inline distT="0" distB="0" distL="0" distR="0" wp14:anchorId="5648C19D" wp14:editId="40387854">
             <wp:extent cx="3571875" cy="4857750"/>
             <wp:effectExtent l="0" t="0" r="0" b="0"/>
             <wp:docPr id="84" name="Picture 84"/>
@@ -9222,7 +9222,7 @@
         </w:rPr>
         <w:lastRenderedPageBreak/>
         <w:drawing>
-          <wp:inline distT="0" distB="0" distL="0" distR="0" wp14:anchorId="4578EBA6" wp14:editId="4AF50AC2">
+          <wp:inline distT="0" distB="0" distL="0" distR="0" wp14:anchorId="516D159E" wp14:editId="60E325D7">
             <wp:extent cx="5940000" cy="4699482"/>
             <wp:effectExtent l="0" t="0" r="0" b="0"/>
             <wp:docPr id="85" name="Picture 85"/>
@@ -9288,7 +9288,7 @@
         </w:rPr>
         <w:lastRenderedPageBreak/>
         <w:drawing>
-          <wp:inline distT="0" distB="0" distL="0" distR="0" wp14:anchorId="35AA8AF2" wp14:editId="6AA130EA">
+          <wp:inline distT="0" distB="0" distL="0" distR="0" wp14:anchorId="052F81F9" wp14:editId="0A99F145">
             <wp:extent cx="5940000" cy="4455000"/>
             <wp:effectExtent l="0" t="0" r="0" b="0"/>
             <wp:docPr id="86" name="Picture 86"/>
@@ -9354,7 +9354,7 @@
         </w:rPr>
         <w:lastRenderedPageBreak/>
         <w:drawing>
-          <wp:inline distT="0" distB="0" distL="0" distR="0" wp14:anchorId="44DE7A64" wp14:editId="260A320F">
+          <wp:inline distT="0" distB="0" distL="0" distR="0" wp14:anchorId="4EC9A64D" wp14:editId="28FDC7B1">
             <wp:extent cx="5940000" cy="4455000"/>
             <wp:effectExtent l="0" t="0" r="0" b="0"/>
             <wp:docPr id="87" name="Picture 87"/>
@@ -9420,7 +9420,7 @@
         </w:rPr>
         <w:lastRenderedPageBreak/>
         <w:drawing>
-          <wp:inline distT="0" distB="0" distL="0" distR="0" wp14:anchorId="702F3A38" wp14:editId="5ED96F34">
+          <wp:inline distT="0" distB="0" distL="0" distR="0" wp14:anchorId="2AE2A479" wp14:editId="53CC8142">
             <wp:extent cx="5940000" cy="4455000"/>
             <wp:effectExtent l="0" t="0" r="0" b="0"/>
             <wp:docPr id="88" name="Picture 88"/>
@@ -9486,7 +9486,7 @@
         </w:rPr>
         <w:lastRenderedPageBreak/>
         <w:drawing>
-          <wp:inline distT="0" distB="0" distL="0" distR="0" wp14:anchorId="568BF747" wp14:editId="529A5361">
+          <wp:inline distT="0" distB="0" distL="0" distR="0" wp14:anchorId="6787AFDE" wp14:editId="5B72D141">
             <wp:extent cx="5940000" cy="4455000"/>
             <wp:effectExtent l="0" t="0" r="0" b="0"/>
             <wp:docPr id="89" name="Picture 89"/>
@@ -9546,7 +9546,7 @@
       <w:pPr>
         <w:pStyle w:val="Heading2"/>
       </w:pPr>
-      <w:bookmarkStart w:id="19" w:name="_Toc244110511"/>
+      <w:bookmarkStart w:id="19" w:name="_Toc244149738"/>
       <w:r>
         <w:t>F  Results and interpretation</w:t>
       </w:r>
@@ -9819,7 +9819,7 @@
       <w:pPr>
         <w:pStyle w:val="Heading2"/>
       </w:pPr>
-      <w:bookmarkStart w:id="20" w:name="_Toc244110512"/>
+      <w:bookmarkStart w:id="20" w:name="_Toc244149739"/>
       <w:r>
         <w:t>G  Troubleshooting</w:t>
       </w:r>
@@ -10052,7 +10052,14 @@
               <w:rPr>
                 <w:sz w:val="18"/>
               </w:rPr>
-              <w:t>This case's slices are cell-centred; Smokeview 6.10.1 scripts do not load them. Load the slice interactively (right-click &gt; Load/Unload &gt; Slice file) or view it in PyFDS Results.</w:t>
+              <w:t xml:space="preserve">This case's slices are cell-centred and LOADSLICE cannot load them; use LOADSLCF with QUANTITY='TEMPERATURE' PBX=2.5 CELL_CENTERED=T (PyFDS's script builder does this with </w:t>
+            </w:r>
+            <w:r>
+              <w:rPr>
+                <w:sz w:val="18"/>
+              </w:rPr>
+              <w:lastRenderedPageBreak/>
+              <w:t>cell_centered=True), or load the slice from Smokeview's right-click &gt; Load/Unload menu.</w:t>
             </w:r>
           </w:p>
         </w:tc>
@@ -10067,7 +10074,7 @@
       <w:pPr>
         <w:pStyle w:val="Heading2"/>
       </w:pPr>
-      <w:bookmarkStart w:id="21" w:name="_Toc244110513"/>
+      <w:bookmarkStart w:id="21" w:name="_Toc244149740"/>
       <w:r>
         <w:t>H  Quick reference</w:t>
       </w:r>
@@ -10418,31 +10425,31 @@
       </w:rPr>
     </w:lvl>
   </w:abstractNum>
-  <w:num w:numId="1" w16cid:durableId="147523234">
+  <w:num w:numId="1" w16cid:durableId="611788407">
     <w:abstractNumId w:val="8"/>
   </w:num>
-  <w:num w:numId="2" w16cid:durableId="1212155707">
+  <w:num w:numId="2" w16cid:durableId="602301076">
     <w:abstractNumId w:val="6"/>
   </w:num>
-  <w:num w:numId="3" w16cid:durableId="528883240">
+  <w:num w:numId="3" w16cid:durableId="1845395085">
     <w:abstractNumId w:val="5"/>
   </w:num>
-  <w:num w:numId="4" w16cid:durableId="612859272">
+  <w:num w:numId="4" w16cid:durableId="457576501">
     <w:abstractNumId w:val="4"/>
   </w:num>
-  <w:num w:numId="5" w16cid:durableId="350684388">
+  <w:num w:numId="5" w16cid:durableId="1319533598">
     <w:abstractNumId w:val="7"/>
   </w:num>
-  <w:num w:numId="6" w16cid:durableId="1899897088">
+  <w:num w:numId="6" w16cid:durableId="405224372">
     <w:abstractNumId w:val="3"/>
   </w:num>
-  <w:num w:numId="7" w16cid:durableId="2146119029">
+  <w:num w:numId="7" w16cid:durableId="937761771">
     <w:abstractNumId w:val="2"/>
   </w:num>
-  <w:num w:numId="8" w16cid:durableId="1534880919">
+  <w:num w:numId="8" w16cid:durableId="428936955">
     <w:abstractNumId w:val="1"/>
   </w:num>
-  <w:num w:numId="9" w16cid:durableId="418524132">
+  <w:num w:numId="9" w16cid:durableId="105933083">
     <w:abstractNumId w:val="0"/>
   </w:num>
 </w:numbering>
@@ -21840,7 +21847,7 @@
     <w:autoRedefine/>
     <w:uiPriority w:val="39"/>
     <w:unhideWhenUsed/>
-    <w:rsid w:val="005F287D"/>
+    <w:rsid w:val="00546691"/>
     <w:pPr>
       <w:spacing w:after="100"/>
     </w:pPr>
@@ -21852,7 +21859,7 @@
     <w:autoRedefine/>
     <w:uiPriority w:val="39"/>
     <w:unhideWhenUsed/>
-    <w:rsid w:val="005F287D"/>
+    <w:rsid w:val="00546691"/>
     <w:pPr>
       <w:spacing w:after="100"/>
       <w:ind w:left="210"/>
@@ -21863,7 +21870,7 @@
     <w:basedOn w:val="DefaultParagraphFont"/>
     <w:uiPriority w:val="99"/>
     <w:unhideWhenUsed/>
-    <w:rsid w:val="005F287D"/>
+    <w:rsid w:val="00546691"/>
     <w:rPr>
       <w:color w:val="0000FF" w:themeColor="hyperlink"/>
       <w:u w:val="single"/>
